--- a/saidas/O_Jardim_V2_Parte_IV.docx
+++ b/saidas/O_Jardim_V2_Parte_IV.docx
@@ -237,7 +237,7 @@
     </w:p>
     <w:p>
       <w:r>
-        <w:t xml:space="preserve">Maya leu o aviso no caminho de casa, dobrou em quatro e guardou no bolso de dentro da randoseru.</w:t>
+        <w:t xml:space="preserve">Maya leu o aviso no caminho de casa, dobrou do mesmo jeito e guardou no bolso de dentro da randoseru.</w:t>
       </w:r>
     </w:p>
     <w:p>
@@ -376,7 +376,7 @@
     </w:p>
     <w:p>
       <w:r>
-        <w:t xml:space="preserve">Pela janela, entrava o cheiro do kinmokusei, que já começava a cair. Maya dobrou o aviso de novo, em quatro, e o guardou no bolso de dentro da mochila, ao lado do outro. Fechou o zíper até a metade.</w:t>
+        <w:t xml:space="preserve">Pela janela, entrava o cheiro do kinmokusei, que já começava a cair. Maya dobrou o aviso de novo e o guardou no bolso de dentro da mochila, ao lado do outro. Fechou o zíper até a metade.</w:t>
       </w:r>
     </w:p>
     <w:p>
@@ -503,7 +503,7 @@
     </w:p>
     <w:p>
       <w:r>
-        <w:t xml:space="preserve">Clara tinha a proposta aberta na página das condições e um dedo parado sobre uma linha. Leu em japonês, devagar.</w:t>
+        <w:t xml:space="preserve">Clara tinha a proposta aberta na página das condições e um dedo parado sobre uma linha. Leu em voz alta, em japonês.</w:t>
       </w:r>
     </w:p>
     <w:p>
@@ -548,7 +548,7 @@
     </w:p>
     <w:p>
       <w:r>
-        <w:t xml:space="preserve">Kuroda sorriu pela primeira vez, um sorriso curto, de quem reconhece uma boa pergunta num exame.</w:t>
+        <w:t xml:space="preserve">Kuroda sorriu, um sorriso curto, de quem reconhece uma boa pergunta num exame.</w:t>
       </w:r>
     </w:p>
     <w:p>
@@ -894,7 +894,7 @@
     </w:p>
     <w:p>
       <w:r>
-        <w:t xml:space="preserve">Foi Clara quem viu primeiro. Maya estava na porta da cozinha, de pijama e meias, com o cabelo amassado de um lado, com uma mão no batente, como quem está pronta para voltar.</w:t>
+        <w:t xml:space="preserve">Foi Clara quem viu primeiro. Maya estava na porta da cozinha, de pijama e meias, com o cabelo amassado de um lado, com uma mão no batente, pronta para voltar.</w:t>
       </w:r>
     </w:p>
     <w:p>
@@ -1013,7 +1013,7 @@
     </w:p>
     <w:p>
       <w:r>
-        <w:t xml:space="preserve">Maya ficou por último. Segurava o cartaz com as duas mãos, um pouco alto demais, de modo que só se viam os olhos dela por cima. Procurou a própria carteira. Encontrou o pai nela, torto, de chinelos verdes, e ficou olhando para ele um segundo inteiro antes de começar.</w:t>
+        <w:t xml:space="preserve">Maya ficou por último. Segurava o cartaz com as duas mãos, um pouco alto demais, de modo que só se viam os olhos dela por cima. Procurou a própria carteira. Encontrou o pai nela, torto, de chinelos verdes, e demorou um segundo inteiro para começar.</w:t>
       </w:r>
     </w:p>
     <w:p>
@@ -1115,7 +1115,7 @@
     </w:p>
     <w:p>
       <w:r>
-        <w:t xml:space="preserve">A casa pequena de fachada clara tinha agora uma cortina de renda na janela da frente, uma bicicleta infantil encostada no portão e um pé de pimenta num vaso de plástico, que a mãe do Mateo cultivava como quem guarda um pedaço de Lima. Chamava-se dona Rosa. Tinha chegado em março, com duas malas, e desde março cozinhava como se estivesse compensando os anos em que o filho tinha comido sozinho.</w:t>
+        <w:t xml:space="preserve">A casa pequena de fachada clara tinha agora uma cortina de renda na janela da frente, uma bicicleta infantil encostada no portão e um pé de pimenta num vaso de plástico, o único canto de Lima na casa. Chamava-se dona Rosa. Tinha chegado em março, com duas malas, e desde março cozinhava como se estivesse compensando os anos em que o filho tinha comido sozinho.</w:t>
       </w:r>
     </w:p>
     <w:p>
@@ -1185,7 +1185,7 @@
     </w:p>
     <w:p>
       <w:r>
-        <w:t xml:space="preserve">Miguel ficou olhando para o quintal. Gabriel estava de cócoras, e cada vez que se mexia, o calcanhar acendia.</w:t>
+        <w:t xml:space="preserve">Miguel olhou para o quintal. Gabriel estava de cócoras, e cada vez que se mexia, o calcanhar acendia.</w:t>
       </w:r>
     </w:p>
     <w:p>
@@ -1294,7 +1294,7 @@
     </w:p>
     <w:p>
       <w:r>
-        <w:t xml:space="preserve">Depois desceu à garagem, abriu a planilha CENÁRIOS e, na aba de Nagoya, mudou o crescimento do primeiro ano de doze para dezoito por cento. Ficou olhando o número novo por um bom tempo, sem conseguir lembrar de onde ele tinha vindo.</w:t>
+        <w:t xml:space="preserve">Depois desceu à garagem, abriu a planilha CENÁRIOS e, na aba de Nagoya, mudou o crescimento do primeiro ano de doze para dezoito por cento. Depois não conseguiu lembrar de onde o número tinha vindo.</w:t>
       </w:r>
     </w:p>
     <w:p>

--- a/saidas/O_Jardim_V2_Parte_IV.docx
+++ b/saidas/O_Jardim_V2_Parte_IV.docx
@@ -1752,6 +1752,30 @@
       </w:pPr>
       <w:r>
         <w:t xml:space="preserve">Mori ouviu calçando as luvas.</w:t>
+      </w:r>
+    </w:p>
+    <w:p>
+      <w:pPr>
+        <w:ind w:firstLine="0"/>
+      </w:pPr>
+      <w:r>
+        <w:t xml:space="preserve">— E a sua mulher, o que diz?</w:t>
+      </w:r>
+    </w:p>
+    <w:p>
+      <w:pPr>
+        <w:ind w:firstLine="0"/>
+      </w:pPr>
+      <w:r>
+        <w:t xml:space="preserve">— Que está com medo.</w:t>
+      </w:r>
+    </w:p>
+    <w:p>
+      <w:pPr>
+        <w:ind w:firstLine="0"/>
+      </w:pPr>
+      <w:r>
+        <w:t xml:space="preserve">— Disso eu não entendo. — Mori ajustou um dedo da luva. — Quem entendia de casamento nesta casa era a Setsuko. Eu entendo de nabo.</w:t>
       </w:r>
     </w:p>
     <w:p>
